--- a/sources/veille/imac/2026-09-13_veille_imac.docx
+++ b/sources/veille/imac/2026-09-13_veille_imac.docx
@@ -67,7 +67,7 @@
           <w:sz w:val="20"/>
           <w:szCs w:val="20"/>
         </w:rPr>
-        <w:t xml:space="preserve">Sources : 6 ✅ | 2 ⚠️ (extraits) | 3 ⛔ (inaccessibles) — 11 tentées</w:t>
+        <w:t xml:space="preserve">Sources : 10 ✅ | 3 ⛔ (inaccessibles) — 13 tentées (décompte révisé lors de la correction du 13/09/2026 : quatre pages ouvertes)</w:t>
       </w:r>
     </w:p>
     <w:p>
@@ -198,7 +198,7 @@
           <w:sz w:val="22"/>
           <w:szCs w:val="22"/>
         </w:rPr>
-        <w:t xml:space="preserve">iMac M6 : Gurman dit « close to launch » et « before the end of the year » — MacRumors estime octobre sur la base du calendrier habituel Apple ; Mac mini M6 disponible le 22/09/2026 à 1 049 € (+50 % vs M4 à 699 €)</w:t>
+        <w:t xml:space="preserve">iMac M6 : Gurman annonce un lancement « before the end of the year » (9to5Mac 23/08, MacRumors 25/08) ; consomac (26/08) lui prête « vers la fin du mois d'octobre » ; MacRumors estime octobre sur le calendrier habituel Apple — aucune date Apple [attributions corrigées le 13/09/2026] ; Mac mini M6 disponible le 22/09/2026 à 1 049 € (+50 % vs M4 à 699 €)</w:t>
       </w:r>
     </w:p>
     <w:p>
@@ -2487,7 +2487,59 @@
           <w:sz w:val="22"/>
           <w:szCs w:val="22"/>
         </w:rPr>
-        <w:t xml:space="preserve">"All signs point to the M6 models being close to launch" (Gurman/Bloomberg, selon consomac.fr du 26/08/2026).</w:t>
+        <w:t xml:space="preserve">"All signs point to the M6 models being close to launch" — Gurman, cité par </w:t>
+      </w:r>
+      <w:hyperlink w:history="1" r:id="rIdcorr1309mr25">
+        <w:r>
+          <w:rPr>
+            <w:rStyle w:val="Hyperlink"/>
+            <w:rFonts w:ascii="Calibri" w:cs="Calibri" w:eastAsia="Calibri" w:hAnsi="Calibri"/>
+            <w:color w:val="1155CC"/>
+            <w:sz w:val="22"/>
+            <w:szCs w:val="22"/>
+            <w:u w:val="single"/>
+          </w:rPr>
+          <w:t xml:space="preserve">macrumors.com (25/08/2026)</w:t>
+        </w:r>
+      </w:hyperlink>
+      <w:r>
+        <w:rPr>
+          <w:rFonts w:ascii="Calibri" w:cs="Calibri" w:eastAsia="Calibri" w:hAnsi="Calibri"/>
+          <w:b w:val="false"/>
+          <w:bCs w:val="false"/>
+          <w:i w:val="false"/>
+          <w:iCs w:val="false"/>
+          <w:color w:val="1F2937"/>
+          <w:sz w:val="22"/>
+          <w:szCs w:val="22"/>
+        </w:rPr>
+        <w:t xml:space="preserve"> ; </w:t>
+      </w:r>
+      <w:hyperlink w:history="1" r:id="rIdi4uzcxhptrygwtnpwwxuj">
+        <w:r>
+          <w:rPr>
+            <w:rStyle w:val="Hyperlink"/>
+            <w:rFonts w:ascii="Calibri" w:cs="Calibri" w:eastAsia="Calibri" w:hAnsi="Calibri"/>
+            <w:color w:val="1155CC"/>
+            <w:sz w:val="22"/>
+            <w:szCs w:val="22"/>
+            <w:u w:val="single"/>
+          </w:rPr>
+          <w:t xml:space="preserve">9to5mac.com (23/08/2026)</w:t>
+        </w:r>
+      </w:hyperlink>
+      <w:r>
+        <w:rPr>
+          <w:rFonts w:ascii="Calibri" w:cs="Calibri" w:eastAsia="Calibri" w:hAnsi="Calibri"/>
+          <w:b w:val="false"/>
+          <w:bCs w:val="false"/>
+          <w:i w:val="false"/>
+          <w:iCs w:val="false"/>
+          <w:color w:val="1F2937"/>
+          <w:sz w:val="22"/>
+          <w:szCs w:val="22"/>
+        </w:rPr>
+        <w:t xml:space="preserve"> reprend la phrase sans guillemets. [Attribution corrigée le 13/09/2026 : la note prêtait la phrase à consomac.fr du 26/08, qui ne la porte pas.]</w:t>
       </w:r>
     </w:p>
     <w:p>
@@ -2510,7 +2562,59 @@
           <w:sz w:val="22"/>
           <w:szCs w:val="22"/>
         </w:rPr>
-        <w:t xml:space="preserve">"Before the end of the year" (Gurman/Bloomberg, selon consomac.fr du 26/08/2026).</w:t>
+        <w:t xml:space="preserve">"Before the end of the year" — Gurman, cité par </w:t>
+      </w:r>
+      <w:hyperlink w:history="1" r:id="rIdi4uzcxhptrygwtnpwwxuj">
+        <w:r>
+          <w:rPr>
+            <w:rStyle w:val="Hyperlink"/>
+            <w:rFonts w:ascii="Calibri" w:cs="Calibri" w:eastAsia="Calibri" w:hAnsi="Calibri"/>
+            <w:color w:val="1155CC"/>
+            <w:sz w:val="22"/>
+            <w:szCs w:val="22"/>
+            <w:u w:val="single"/>
+          </w:rPr>
+          <w:t xml:space="preserve">9to5mac.com (23/08/2026)</w:t>
+        </w:r>
+      </w:hyperlink>
+      <w:r>
+        <w:rPr>
+          <w:rFonts w:ascii="Calibri" w:cs="Calibri" w:eastAsia="Calibri" w:hAnsi="Calibri"/>
+          <w:b w:val="false"/>
+          <w:bCs w:val="false"/>
+          <w:i w:val="false"/>
+          <w:iCs w:val="false"/>
+          <w:color w:val="1F2937"/>
+          <w:sz w:val="22"/>
+          <w:szCs w:val="22"/>
+        </w:rPr>
+        <w:t xml:space="preserve"> ; </w:t>
+      </w:r>
+      <w:hyperlink w:history="1" r:id="rIdcorr1309mr25">
+        <w:r>
+          <w:rPr>
+            <w:rStyle w:val="Hyperlink"/>
+            <w:rFonts w:ascii="Calibri" w:cs="Calibri" w:eastAsia="Calibri" w:hAnsi="Calibri"/>
+            <w:color w:val="1155CC"/>
+            <w:sz w:val="22"/>
+            <w:szCs w:val="22"/>
+            <w:u w:val="single"/>
+          </w:rPr>
+          <w:t xml:space="preserve">macrumors.com (25/08/2026)</w:t>
+        </w:r>
+      </w:hyperlink>
+      <w:r>
+        <w:rPr>
+          <w:rFonts w:ascii="Calibri" w:cs="Calibri" w:eastAsia="Calibri" w:hAnsi="Calibri"/>
+          <w:b w:val="false"/>
+          <w:bCs w:val="false"/>
+          <w:i w:val="false"/>
+          <w:iCs w:val="false"/>
+          <w:color w:val="1F2937"/>
+          <w:sz w:val="22"/>
+          <w:szCs w:val="22"/>
+        </w:rPr>
+        <w:t xml:space="preserve"> écrit de même « expected to arrive before the end of the year ». [Attribution corrigée le 13/09/2026 : la phrase n'est pas sur consomac.fr.]</w:t>
       </w:r>
     </w:p>
     <w:p>
@@ -2522,18 +2626,31 @@
         </w:numPr>
         <w:spacing w:after="60"/>
       </w:pPr>
-      <w:r>
-        <w:rPr>
-          <w:rFonts w:ascii="Calibri" w:cs="Calibri" w:eastAsia="Calibri" w:hAnsi="Calibri"/>
-          <w:b w:val="false"/>
-          <w:bCs w:val="false"/>
-          <w:i w:val="false"/>
-          <w:iCs w:val="false"/>
-          <w:color w:val="1F2937"/>
-          <w:sz w:val="22"/>
-          <w:szCs w:val="22"/>
-        </w:rPr>
-        <w:t xml:space="preserve">MacRumors (25/08/2026) titre "M6 MacBook Pro and M6 iMacs Likely Coming in October" — octobre est une estimation du site basée sur le calendrier habituel Apple, pas une date déclarée par Gurman.</w:t>
+      <w:hyperlink w:history="1" r:id="rIdumuqk-cvocqpkx7lnbgnl">
+        <w:r>
+          <w:rPr>
+            <w:rStyle w:val="Hyperlink"/>
+            <w:rFonts w:ascii="Calibri" w:cs="Calibri" w:eastAsia="Calibri" w:hAnsi="Calibri"/>
+            <w:color w:val="1155CC"/>
+            <w:sz w:val="22"/>
+            <w:szCs w:val="22"/>
+            <w:u w:val="single"/>
+          </w:rPr>
+          <w:t xml:space="preserve">consomac.fr (26/08/2026)</w:t>
+        </w:r>
+      </w:hyperlink>
+      <w:r>
+        <w:rPr>
+          <w:rFonts w:ascii="Calibri" w:cs="Calibri" w:eastAsia="Calibri" w:hAnsi="Calibri"/>
+          <w:b w:val="false"/>
+          <w:bCs w:val="false"/>
+          <w:i w:val="false"/>
+          <w:iCs w:val="false"/>
+          <w:color w:val="1F2937"/>
+          <w:sz w:val="22"/>
+          <w:szCs w:val="22"/>
+        </w:rPr>
+        <w:t xml:space="preserve"> écrit : « Selon le journaliste Mark Gurman, qui est généralement bien informé, la sortie de cette révision serait prévue vers la fin du mois d'octobre » — consomac prête donc « fin octobre » à Gurman lui-même, ce que ni 9to5Mac ni MacRumors n'écrivent. [Ajouté le 13/09/2026 : cette dépêche était citée, sa phrase sur le calendrier ne l'était pas.]</w:t>
       </w:r>
     </w:p>
     <w:p>
@@ -2545,66 +2662,31 @@
         </w:numPr>
         <w:spacing w:after="60"/>
       </w:pPr>
-      <w:r>
-        <w:rPr>
-          <w:rFonts w:ascii="Calibri" w:cs="Calibri" w:eastAsia="Calibri" w:hAnsi="Calibri"/>
-          <w:b w:val="false"/>
-          <w:bCs w:val="false"/>
-          <w:i w:val="false"/>
-          <w:iCs w:val="false"/>
-          <w:color w:val="1F2937"/>
-          <w:sz w:val="22"/>
-          <w:szCs w:val="22"/>
-        </w:rPr>
-        <w:t xml:space="preserve">9to5Mac (23/08/2026) : iMac M6 "later this year", nouvelles couleurs.</w:t>
-      </w:r>
-    </w:p>
-    <w:p>
-      <w:pPr>
-        <w:spacing w:after="80"/>
-      </w:pPr>
-      <w:r>
-        <w:rPr>
-          <w:rFonts w:ascii="Calibri" w:cs="Calibri" w:eastAsia="Calibri" w:hAnsi="Calibri"/>
-          <w:b w:val="false"/>
-          <w:bCs w:val="false"/>
-          <w:i/>
-          <w:iCs/>
-          <w:color w:val="D97706"/>
-          <w:sz w:val="22"/>
-          <w:szCs w:val="22"/>
-        </w:rPr>
-        <w:t xml:space="preserve">⚠️ Résumé : Gurman dit « avant fin 2026 », octobre est une déduction MacRumors — pas une date confirmée par Apple ou Bloomberg.</w:t>
-      </w:r>
-    </w:p>
-    <w:p>
-      <w:pPr>
-        <w:spacing w:after="100"/>
-      </w:pPr>
-      <w:r>
-        <w:rPr>
-          <w:sz w:val="22"/>
-          <w:szCs w:val="22"/>
-        </w:rPr>
-        <w:t xml:space="preserve"/>
-      </w:r>
-    </w:p>
-    <w:p>
-      <w:pPr>
-        <w:spacing w:after="80"/>
-      </w:pPr>
-      <w:r>
-        <w:rPr>
-          <w:rFonts w:ascii="Calibri" w:cs="Calibri" w:eastAsia="Calibri" w:hAnsi="Calibri"/>
-          <w:b w:val="false"/>
-          <w:bCs w:val="false"/>
-          <w:i w:val="false"/>
-          <w:iCs w:val="false"/>
-          <w:color w:val="1F2937"/>
-          <w:sz w:val="22"/>
-          <w:szCs w:val="22"/>
-        </w:rPr>
-        <w:t xml:space="preserve">Specs de la puce M6 (source : communiqué Apple pour Mac mini M6, relayé par consomac.fr et MacGeneration) :</w:t>
+      <w:hyperlink w:history="1" r:id="rIdcorr1309mr25">
+        <w:r>
+          <w:rPr>
+            <w:rStyle w:val="Hyperlink"/>
+            <w:rFonts w:ascii="Calibri" w:cs="Calibri" w:eastAsia="Calibri" w:hAnsi="Calibri"/>
+            <w:color w:val="1155CC"/>
+            <w:sz w:val="22"/>
+            <w:szCs w:val="22"/>
+            <w:u w:val="single"/>
+          </w:rPr>
+          <w:t xml:space="preserve">MacRumors (25/08/2026)</w:t>
+        </w:r>
+      </w:hyperlink>
+      <w:r>
+        <w:rPr>
+          <w:rFonts w:ascii="Calibri" w:cs="Calibri" w:eastAsia="Calibri" w:hAnsi="Calibri"/>
+          <w:b w:val="false"/>
+          <w:bCs w:val="false"/>
+          <w:i w:val="false"/>
+          <w:iCs w:val="false"/>
+          <w:color w:val="1F2937"/>
+          <w:sz w:val="22"/>
+          <w:szCs w:val="22"/>
+        </w:rPr>
+        <w:t xml:space="preserve"> titre "M6 MacBook Pro and M6 iMacs Likely Coming in October" — octobre est une estimation du site (« based on its typical release schedule », écrit l'article), pas une date déclarée par Gurman. [Lien posé le 13/09/2026 : la note renvoyait au roundup, où ce titre n'est pas.]</w:t>
       </w:r>
     </w:p>
     <w:p>
@@ -2616,18 +2698,105 @@
         </w:numPr>
         <w:spacing w:after="60"/>
       </w:pPr>
-      <w:r>
-        <w:rPr>
-          <w:rFonts w:ascii="Calibri" w:cs="Calibri" w:eastAsia="Calibri" w:hAnsi="Calibri"/>
-          <w:b w:val="false"/>
-          <w:bCs w:val="false"/>
-          <w:i w:val="false"/>
-          <w:iCs w:val="false"/>
-          <w:color w:val="1F2937"/>
-          <w:sz w:val="22"/>
-          <w:szCs w:val="22"/>
-        </w:rPr>
-        <w:t xml:space="preserve">Gravure 2 nm TSMC — première puce Apple à ce procédé (M4 = 3 nm).</w:t>
+      <w:hyperlink w:history="1" r:id="rIdi4uzcxhptrygwtnpwwxuj">
+        <w:r>
+          <w:rPr>
+            <w:rStyle w:val="Hyperlink"/>
+            <w:rFonts w:ascii="Calibri" w:cs="Calibri" w:eastAsia="Calibri" w:hAnsi="Calibri"/>
+            <w:color w:val="1155CC"/>
+            <w:sz w:val="22"/>
+            <w:szCs w:val="22"/>
+            <w:u w:val="single"/>
+          </w:rPr>
+          <w:t xml:space="preserve">9to5Mac (23/08/2026)</w:t>
+        </w:r>
+      </w:hyperlink>
+      <w:r>
+        <w:rPr>
+          <w:rFonts w:ascii="Calibri" w:cs="Calibri" w:eastAsia="Calibri" w:hAnsi="Calibri"/>
+          <w:b w:val="false"/>
+          <w:bCs w:val="false"/>
+          <w:i w:val="false"/>
+          <w:iCs w:val="false"/>
+          <w:color w:val="1F2937"/>
+          <w:sz w:val="22"/>
+          <w:szCs w:val="22"/>
+        </w:rPr>
+        <w:t xml:space="preserve"> : iMac M6 "later this year", nouvelles couleurs.</w:t>
+      </w:r>
+    </w:p>
+    <w:p>
+      <w:pPr>
+        <w:spacing w:after="80"/>
+      </w:pPr>
+      <w:r>
+        <w:rPr>
+          <w:rFonts w:ascii="Calibri" w:cs="Calibri" w:eastAsia="Calibri" w:hAnsi="Calibri"/>
+          <w:b w:val="false"/>
+          <w:bCs w:val="false"/>
+          <w:i/>
+          <w:iCs/>
+          <w:color w:val="D97706"/>
+          <w:sz w:val="22"/>
+          <w:szCs w:val="22"/>
+        </w:rPr>
+        <w:t xml:space="preserve">⚠️ Résumé [réécrit le 13/09/2026] : les trois sources ne rapportent pas la même parole de Gurman — « before the end of the year » chez 9to5Mac et MacRumors, « vers la fin du mois d'octobre » chez consomac ; l'octobre de MacRumors est une estimation du site sur le calendrier habituel Apple. Aucune date n'est confirmée par Apple, et la formulation la plus précise (consomac : fin octobre) n'est recoupée par aucune autre source ouverte.</w:t>
+      </w:r>
+    </w:p>
+    <w:p>
+      <w:pPr>
+        <w:spacing w:after="100"/>
+      </w:pPr>
+      <w:r>
+        <w:rPr>
+          <w:sz w:val="22"/>
+          <w:szCs w:val="22"/>
+        </w:rPr>
+        <w:t xml:space="preserve"/>
+      </w:r>
+    </w:p>
+    <w:p>
+      <w:pPr>
+        <w:spacing w:after="80"/>
+      </w:pPr>
+      <w:r>
+        <w:rPr>
+          <w:rFonts w:ascii="Calibri" w:cs="Calibri" w:eastAsia="Calibri" w:hAnsi="Calibri"/>
+          <w:b w:val="false"/>
+          <w:bCs w:val="false"/>
+          <w:i w:val="false"/>
+          <w:iCs w:val="false"/>
+          <w:color w:val="1F2937"/>
+          <w:sz w:val="22"/>
+          <w:szCs w:val="22"/>
+        </w:rPr>
+        <w:t xml:space="preserve">Specs de la puce M6 (source : communiqué Apple pour Mac mini M6, relayé par consomac.fr et </w:t>
+      </w:r>
+      <w:hyperlink w:history="1" r:id="rIdcorr1309macg">
+        <w:r>
+          <w:rPr>
+            <w:rStyle w:val="Hyperlink"/>
+            <w:rFonts w:ascii="Calibri" w:cs="Calibri" w:eastAsia="Calibri" w:hAnsi="Calibri"/>
+            <w:color w:val="1155CC"/>
+            <w:sz w:val="22"/>
+            <w:szCs w:val="22"/>
+            <w:u w:val="single"/>
+          </w:rPr>
+          <w:t xml:space="preserve">MacGeneration</w:t>
+        </w:r>
+      </w:hyperlink>
+      <w:r>
+        <w:rPr>
+          <w:rFonts w:ascii="Calibri" w:cs="Calibri" w:eastAsia="Calibri" w:hAnsi="Calibri"/>
+          <w:b w:val="false"/>
+          <w:bCs w:val="false"/>
+          <w:i w:val="false"/>
+          <w:iCs w:val="false"/>
+          <w:color w:val="1F2937"/>
+          <w:sz w:val="22"/>
+          <w:szCs w:val="22"/>
+        </w:rPr>
+        <w:t xml:space="preserve">) :</w:t>
       </w:r>
     </w:p>
     <w:p>
@@ -2650,7 +2819,7 @@
           <w:sz w:val="22"/>
           <w:szCs w:val="22"/>
         </w:rPr>
-        <w:t xml:space="preserve">12 cœurs CPU, 12 cœurs GPU.</w:t>
+        <w:t xml:space="preserve">Gravure 2 nm TSMC — première puce Apple à ce procédé (M4 = 3 nm).</w:t>
       </w:r>
     </w:p>
     <w:p>
@@ -2673,7 +2842,7 @@
           <w:sz w:val="22"/>
           <w:szCs w:val="22"/>
         </w:rPr>
-        <w:t xml:space="preserve">Neural Engine 16 cœurs (double).</w:t>
+        <w:t xml:space="preserve">12 cœurs CPU, 12 cœurs GPU.</w:t>
       </w:r>
     </w:p>
     <w:p>
@@ -2696,7 +2865,7 @@
           <w:sz w:val="22"/>
           <w:szCs w:val="22"/>
         </w:rPr>
-        <w:t xml:space="preserve">Bande passante mémoire : 170 Go/s.</w:t>
+        <w:t xml:space="preserve">Neural Engine 16 cœurs (double).</w:t>
       </w:r>
     </w:p>
     <w:p>
@@ -2719,55 +2888,7 @@
           <w:sz w:val="22"/>
           <w:szCs w:val="22"/>
         </w:rPr>
-        <w:t xml:space="preserve">Performance annoncée : +40-44 % CPU vs M4, +2x stockage et GPU (selon extraits MacRumors — chiffres à valider sur communiqué Apple iMac).</w:t>
-      </w:r>
-    </w:p>
-    <w:p>
-      <w:pPr>
-        <w:spacing w:after="80"/>
-      </w:pPr>
-      <w:r>
-        <w:rPr>
-          <w:rFonts w:ascii="Calibri" w:cs="Calibri" w:eastAsia="Calibri" w:hAnsi="Calibri"/>
-          <w:b w:val="false"/>
-          <w:bCs w:val="false"/>
-          <w:i/>
-          <w:iCs/>
-          <w:color w:val="6B7280"/>
-          <w:sz w:val="22"/>
-          <w:szCs w:val="22"/>
-        </w:rPr>
-        <w:t xml:space="preserve">⚠️ Ces specs proviennent du Mac mini M6, pas encore d'un communiqué iMac. Les chiffres de performance sont issus d'extraits WebSearch — non vérifiés mot pour mot sur les articles sources.</w:t>
-      </w:r>
-    </w:p>
-    <w:p>
-      <w:pPr>
-        <w:spacing w:after="100"/>
-      </w:pPr>
-      <w:r>
-        <w:rPr>
-          <w:sz w:val="22"/>
-          <w:szCs w:val="22"/>
-        </w:rPr>
-        <w:t xml:space="preserve"/>
-      </w:r>
-    </w:p>
-    <w:p>
-      <w:pPr>
-        <w:spacing w:after="80"/>
-      </w:pPr>
-      <w:r>
-        <w:rPr>
-          <w:rFonts w:ascii="Calibri" w:cs="Calibri" w:eastAsia="Calibri" w:hAnsi="Calibri"/>
-          <w:b w:val="false"/>
-          <w:bCs w:val="false"/>
-          <w:i w:val="false"/>
-          <w:iCs w:val="false"/>
-          <w:color w:val="1F2937"/>
-          <w:sz w:val="22"/>
-          <w:szCs w:val="22"/>
-        </w:rPr>
-        <w:t xml:space="preserve">Prix attendus :</w:t>
+        <w:t xml:space="preserve">Bande passante mémoire : 170 Go/s.</w:t>
       </w:r>
     </w:p>
     <w:p>
@@ -2790,7 +2911,55 @@
           <w:sz w:val="22"/>
           <w:szCs w:val="22"/>
         </w:rPr>
-        <w:t xml:space="preserve">Aucun prix iMac M6 annoncé à ce jour.</w:t>
+        <w:t xml:space="preserve">Performance annoncée : +40-44 % CPU vs M4, +2x stockage et GPU (selon extraits MacRumors — chiffres à valider sur communiqué Apple iMac).</w:t>
+      </w:r>
+    </w:p>
+    <w:p>
+      <w:pPr>
+        <w:spacing w:after="80"/>
+      </w:pPr>
+      <w:r>
+        <w:rPr>
+          <w:rFonts w:ascii="Calibri" w:cs="Calibri" w:eastAsia="Calibri" w:hAnsi="Calibri"/>
+          <w:b w:val="false"/>
+          <w:bCs w:val="false"/>
+          <w:i/>
+          <w:iCs/>
+          <w:color w:val="6B7280"/>
+          <w:sz w:val="22"/>
+          <w:szCs w:val="22"/>
+        </w:rPr>
+        <w:t xml:space="preserve">⚠️ Ces specs proviennent du Mac mini M6, pas encore d'un communiqué iMac. Les chiffres de performance sont issus d'extraits WebSearch — non vérifiés mot pour mot sur les articles sources.</w:t>
+      </w:r>
+    </w:p>
+    <w:p>
+      <w:pPr>
+        <w:spacing w:after="100"/>
+      </w:pPr>
+      <w:r>
+        <w:rPr>
+          <w:sz w:val="22"/>
+          <w:szCs w:val="22"/>
+        </w:rPr>
+        <w:t xml:space="preserve"/>
+      </w:r>
+    </w:p>
+    <w:p>
+      <w:pPr>
+        <w:spacing w:after="80"/>
+      </w:pPr>
+      <w:r>
+        <w:rPr>
+          <w:rFonts w:ascii="Calibri" w:cs="Calibri" w:eastAsia="Calibri" w:hAnsi="Calibri"/>
+          <w:b w:val="false"/>
+          <w:bCs w:val="false"/>
+          <w:i w:val="false"/>
+          <w:iCs w:val="false"/>
+          <w:color w:val="1F2937"/>
+          <w:sz w:val="22"/>
+          <w:szCs w:val="22"/>
+        </w:rPr>
+        <w:t xml:space="preserve">Prix attendus :</w:t>
       </w:r>
     </w:p>
     <w:p>
@@ -2813,7 +2982,56 @@
           <w:sz w:val="22"/>
           <w:szCs w:val="22"/>
         </w:rPr>
-        <w:t xml:space="preserve">Seule référence disponible : Mac mini M6 lancé à 1 049 € (16 Go/256 Go) contre 699 € pour le Mac mini M4 au lancement — soit +50 % (source : MacGeneration, communiqué Apple, mac mini M6 disponible le 22/09/2026).</w:t>
+        <w:t xml:space="preserve">Aucun prix iMac M6 annoncé à ce jour.</w:t>
+      </w:r>
+    </w:p>
+    <w:p>
+      <w:pPr>
+        <w:pStyle w:val="ListParagraph"/>
+        <w:numPr>
+          <w:ilvl w:val="0"/>
+          <w:numId w:val="1"/>
+        </w:numPr>
+        <w:spacing w:after="60"/>
+      </w:pPr>
+      <w:r>
+        <w:rPr>
+          <w:rFonts w:ascii="Calibri" w:cs="Calibri" w:eastAsia="Calibri" w:hAnsi="Calibri"/>
+          <w:b w:val="false"/>
+          <w:bCs w:val="false"/>
+          <w:i w:val="false"/>
+          <w:iCs w:val="false"/>
+          <w:color w:val="1F2937"/>
+          <w:sz w:val="22"/>
+          <w:szCs w:val="22"/>
+        </w:rPr>
+        <w:t xml:space="preserve">Seule référence disponible : Mac mini M6 lancé à 1 049 € (16 Go/256 Go) contre 699 € pour le Mac mini M4 au lancement — soit +50 % (source : </w:t>
+      </w:r>
+      <w:hyperlink w:history="1" r:id="rIdcorr1309macg">
+        <w:r>
+          <w:rPr>
+            <w:rStyle w:val="Hyperlink"/>
+            <w:rFonts w:ascii="Calibri" w:cs="Calibri" w:eastAsia="Calibri" w:hAnsi="Calibri"/>
+            <w:color w:val="1155CC"/>
+            <w:sz w:val="22"/>
+            <w:szCs w:val="22"/>
+            <w:u w:val="single"/>
+          </w:rPr>
+          <w:t xml:space="preserve">MacGeneration, 25/08/2026</w:t>
+        </w:r>
+      </w:hyperlink>
+      <w:r>
+        <w:rPr>
+          <w:rFonts w:ascii="Calibri" w:cs="Calibri" w:eastAsia="Calibri" w:hAnsi="Calibri"/>
+          <w:b w:val="false"/>
+          <w:bCs w:val="false"/>
+          <w:i w:val="false"/>
+          <w:iCs w:val="false"/>
+          <w:color w:val="1F2937"/>
+          <w:sz w:val="22"/>
+          <w:szCs w:val="22"/>
+        </w:rPr>
+        <w:t xml:space="preserve">, d'après le communiqué Apple ; Mac mini M6 disponible le 22/09/2026) [lien posé le 13/09/2026].</w:t>
       </w:r>
     </w:p>
     <w:p>
@@ -3099,7 +3317,7 @@
                 <w:szCs w:val="20"/>
               </w:rPr>
               <w:t xml:space="preserve">• Risque de hausse de prix : Mac mini +50 % entre M4 et M6
-• Date non confirmée par Apple (Gurman : « avant fin 2026 »)
+• Date non confirmée par Apple (Gurman : « before the end of the year » ; consomac lui prête « fin octobre »)
 • Aucun prix ni spec iMac M6 officiel à ce jour
 • Délai potentiel si lancement repoussé au-delà d'octobre</w:t>
             </w:r>
@@ -3373,24 +3591,6 @@
     </w:p>
     <w:p>
       <w:pPr>
-        <w:spacing w:after="80"/>
-      </w:pPr>
-      <w:r>
-        <w:rPr>
-          <w:rFonts w:ascii="Calibri" w:cs="Calibri" w:eastAsia="Calibri" w:hAnsi="Calibri"/>
-          <w:b w:val="false"/>
-          <w:bCs w:val="false"/>
-          <w:i w:val="false"/>
-          <w:iCs w:val="false"/>
-          <w:color w:val="1F2937"/>
-          <w:sz w:val="22"/>
-          <w:szCs w:val="22"/>
-        </w:rPr>
-        <w:t xml:space="preserve">⚠️ Sources approchées via extraits de recherche uniquement (non lues intégralement) :</w:t>
-      </w:r>
-    </w:p>
-    <w:p>
-      <w:pPr>
         <w:pStyle w:val="ListParagraph"/>
         <w:numPr>
           <w:ilvl w:val="0"/>
@@ -3408,7 +3608,30 @@
             <w:szCs w:val="22"/>
             <w:u w:val="single"/>
           </w:rPr>
-          <w:t xml:space="preserve">⚠️ macrumors.com — Plusieurs articles août 2026 sur iMac M6 (10/08, 23/08, 25/08, 27/08)</w:t>
+          <w:t xml:space="preserve">✅ macrumors.com — Roundup iMac « Don't Buy — Updates Soon » (page ouverte le 13/09/2026 lors de la correction)</w:t>
+        </w:r>
+      </w:hyperlink>
+    </w:p>
+    <w:p>
+      <w:pPr>
+        <w:pStyle w:val="ListParagraph"/>
+        <w:numPr>
+          <w:ilvl w:val="0"/>
+          <w:numId w:val="1"/>
+        </w:numPr>
+        <w:spacing w:after="60"/>
+      </w:pPr>
+      <w:hyperlink w:history="1" r:id="rIdcorr1309mr25">
+        <w:r>
+          <w:rPr>
+            <w:rStyle w:val="Hyperlink"/>
+            <w:rFonts w:ascii="Calibri" w:cs="Calibri" w:eastAsia="Calibri" w:hAnsi="Calibri"/>
+            <w:color w:val="1155CC"/>
+            <w:sz w:val="22"/>
+            <w:szCs w:val="22"/>
+            <w:u w:val="single"/>
+          </w:rPr>
+          <w:t xml:space="preserve">✅ macrumors.com — M6 MacBook Pro and M6 iMacs Likely Coming in October (25/08/2026, ouvert le 13/09/2026 lors de la correction)</w:t>
         </w:r>
       </w:hyperlink>
     </w:p>
@@ -3431,39 +3654,9 @@
             <w:szCs w:val="22"/>
             <w:u w:val="single"/>
           </w:rPr>
-          <w:t xml:space="preserve">⚠️ 9to5mac.com — Articles du 23/08 et 25/08/2026 sur iMac M6 et Mac M6</w:t>
+          <w:t xml:space="preserve">✅ 9to5mac.com — Report: Apple launching updated iMac with M6 chip and new colors later this year (23/08/2026, ouvert le 13/09/2026 lors de la correction)</w:t>
         </w:r>
       </w:hyperlink>
-    </w:p>
-    <w:p>
-      <w:pPr>
-        <w:spacing w:after="100"/>
-      </w:pPr>
-      <w:r>
-        <w:rPr>
-          <w:sz w:val="22"/>
-          <w:szCs w:val="22"/>
-        </w:rPr>
-        <w:t xml:space="preserve"/>
-      </w:r>
-    </w:p>
-    <w:p>
-      <w:pPr>
-        <w:spacing w:after="80"/>
-      </w:pPr>
-      <w:r>
-        <w:rPr>
-          <w:rFonts w:ascii="Calibri" w:cs="Calibri" w:eastAsia="Calibri" w:hAnsi="Calibri"/>
-          <w:b w:val="false"/>
-          <w:bCs w:val="false"/>
-          <w:i w:val="false"/>
-          <w:iCs w:val="false"/>
-          <w:color w:val="1F2937"/>
-          <w:sz w:val="22"/>
-          <w:szCs w:val="22"/>
-        </w:rPr>
-        <w:t xml:space="preserve">⛔ Sources inaccessibles :</w:t>
-      </w:r>
     </w:p>
     <w:p>
       <w:pPr>
@@ -3474,18 +3667,48 @@
         </w:numPr>
         <w:spacing w:after="60"/>
       </w:pPr>
-      <w:r>
-        <w:rPr>
-          <w:rFonts w:ascii="Calibri" w:cs="Calibri" w:eastAsia="Calibri" w:hAnsi="Calibri"/>
-          <w:b w:val="false"/>
-          <w:bCs w:val="false"/>
-          <w:i w:val="false"/>
-          <w:iCs w:val="false"/>
-          <w:color w:val="1F2937"/>
-          <w:sz w:val="22"/>
-          <w:szCs w:val="22"/>
-        </w:rPr>
-        <w:t xml:space="preserve">⛔ apple.com/fr/shop/refurbished/mac — Timeout (page accessible mais réponse trop lente en headless)</w:t>
+      <w:hyperlink w:history="1" r:id="rIdcorr1309macg">
+        <w:r>
+          <w:rPr>
+            <w:rStyle w:val="Hyperlink"/>
+            <w:rFonts w:ascii="Calibri" w:cs="Calibri" w:eastAsia="Calibri" w:hAnsi="Calibri"/>
+            <w:color w:val="1155CC"/>
+            <w:sz w:val="22"/>
+            <w:szCs w:val="22"/>
+            <w:u w:val="single"/>
+          </w:rPr>
+          <w:t xml:space="preserve">✅ macg.co — Apple lance les Mac mini M6 et M5 Pro (25/08/2026, ouvert le 13/09/2026 lors de la correction)</w:t>
+        </w:r>
+      </w:hyperlink>
+    </w:p>
+    <w:p>
+      <w:pPr>
+        <w:spacing w:after="100"/>
+      </w:pPr>
+      <w:r>
+        <w:rPr>
+          <w:sz w:val="22"/>
+          <w:szCs w:val="22"/>
+        </w:rPr>
+        <w:t xml:space="preserve"/>
+      </w:r>
+    </w:p>
+    <w:p>
+      <w:pPr>
+        <w:spacing w:after="80"/>
+      </w:pPr>
+      <w:r>
+        <w:rPr>
+          <w:rFonts w:ascii="Calibri" w:cs="Calibri" w:eastAsia="Calibri" w:hAnsi="Calibri"/>
+          <w:b w:val="false"/>
+          <w:bCs w:val="false"/>
+          <w:i w:val="false"/>
+          <w:iCs w:val="false"/>
+          <w:color w:val="1F2937"/>
+          <w:sz w:val="22"/>
+          <w:szCs w:val="22"/>
+        </w:rPr>
+        <w:t xml:space="preserve">⛔ Sources inaccessibles :</w:t>
       </w:r>
     </w:p>
     <w:p>
@@ -3508,7 +3731,7 @@
           <w:sz w:val="22"/>
           <w:szCs w:val="22"/>
         </w:rPr>
-        <w:t xml:space="preserve">⛔ fnac.com (produits PC AIO) — HTTP 403 (blocage anti-robot)</w:t>
+        <w:t xml:space="preserve">⛔ apple.com/fr/shop/refurbished/mac — Timeout (page accessible mais réponse trop lente en headless)</w:t>
       </w:r>
     </w:p>
     <w:p>
@@ -3531,35 +3754,7 @@
           <w:sz w:val="22"/>
           <w:szCs w:val="22"/>
         </w:rPr>
-        <w:t xml:space="preserve">⛔ darty.com (iMac M4) — HTTP 403 (blocage anti-robot)</w:t>
-      </w:r>
-    </w:p>
-    <w:p>
-      <w:pPr>
-        <w:spacing w:after="100"/>
-      </w:pPr>
-      <w:r>
-        <w:rPr>
-          <w:sz w:val="22"/>
-          <w:szCs w:val="22"/>
-        </w:rPr>
-        <w:t xml:space="preserve"/>
-      </w:r>
-    </w:p>
-    <w:p>
-      <w:pPr>
-        <w:spacing w:after="120" w:before="300"/>
-      </w:pPr>
-      <w:r>
-        <w:rPr>
-          <w:rFonts w:ascii="Calibri" w:cs="Calibri" w:eastAsia="Calibri" w:hAnsi="Calibri"/>
-          <w:b/>
-          <w:bCs/>
-          <w:color w:val="1B3A6B"/>
-          <w:sz w:val="28"/>
-          <w:szCs w:val="28"/>
-        </w:rPr>
-        <w:t xml:space="preserve">🔜 À surveiller la semaine prochaine</w:t>
+        <w:t xml:space="preserve">⛔ fnac.com (produits PC AIO) — HTTP 403 (blocage anti-robot)</w:t>
       </w:r>
     </w:p>
     <w:p>
@@ -3582,7 +3777,35 @@
           <w:sz w:val="22"/>
           <w:szCs w:val="22"/>
         </w:rPr>
-        <w:t xml:space="preserve">Mac mini M6 : disponible le 22/09/2026 — vérifier les premiers retours, et observer si Apple Refurb Store propose des iMac M4 avec baisse de prix en anticipation du M6.</w:t>
+        <w:t xml:space="preserve">⛔ darty.com (iMac M4) — HTTP 403 (blocage anti-robot)</w:t>
+      </w:r>
+    </w:p>
+    <w:p>
+      <w:pPr>
+        <w:spacing w:after="100"/>
+      </w:pPr>
+      <w:r>
+        <w:rPr>
+          <w:sz w:val="22"/>
+          <w:szCs w:val="22"/>
+        </w:rPr>
+        <w:t xml:space="preserve"/>
+      </w:r>
+    </w:p>
+    <w:p>
+      <w:pPr>
+        <w:spacing w:after="120" w:before="300"/>
+      </w:pPr>
+      <w:r>
+        <w:rPr>
+          <w:rFonts w:ascii="Calibri" w:cs="Calibri" w:eastAsia="Calibri" w:hAnsi="Calibri"/>
+          <w:b/>
+          <w:bCs/>
+          <w:color w:val="1B3A6B"/>
+          <w:sz w:val="28"/>
+          <w:szCs w:val="28"/>
+        </w:rPr>
+        <w:t xml:space="preserve">🔜 À surveiller la semaine prochaine</w:t>
       </w:r>
     </w:p>
     <w:p>
@@ -3605,7 +3828,7 @@
           <w:sz w:val="22"/>
           <w:szCs w:val="22"/>
         </w:rPr>
-        <w:t xml:space="preserve">Promo HP OmniStudio LDLC : expire le 21/09 — vérifier si reconduite ou remplacée.</w:t>
+        <w:t xml:space="preserve">Mac mini M6 : disponible le 22/09/2026 — vérifier les premiers retours, et observer si Apple Refurb Store propose des iMac M4 avec baisse de prix en anticipation du M6.</w:t>
       </w:r>
     </w:p>
     <w:p>
@@ -3628,7 +3851,7 @@
           <w:sz w:val="22"/>
           <w:szCs w:val="22"/>
         </w:rPr>
-        <w:t xml:space="preserve">iMac M6 : surveiller une éventuelle annonce Apple en octobre (Keynote ou communiqué de presse). Si lancement confirmé : basculer sur la génération M6 dans cette veille, et suivre la baisse des prix iMac M4 neuf et reconditionné.</w:t>
+        <w:t xml:space="preserve">Promo HP OmniStudio LDLC : expire le 21/09 — vérifier si reconduite ou remplacée.</w:t>
       </w:r>
     </w:p>
     <w:p>
@@ -3651,7 +3874,7 @@
           <w:sz w:val="22"/>
           <w:szCs w:val="22"/>
         </w:rPr>
-        <w:t xml:space="preserve">Boulanger iMac 10c/10c 24 Go 512 Go à 2 199 € (−10 %) : vérifier si la remise est maintenue.</w:t>
+        <w:t xml:space="preserve">iMac M6 : surveiller une éventuelle annonce Apple en octobre (Keynote ou communiqué de presse). Si lancement confirmé : basculer sur la génération M6 dans cette veille, et suivre la baisse des prix iMac M4 neuf et reconditionné.</w:t>
       </w:r>
     </w:p>
     <w:p>
@@ -3674,7 +3897,123 @@
           <w:sz w:val="22"/>
           <w:szCs w:val="22"/>
         </w:rPr>
+        <w:t xml:space="preserve">Boulanger iMac 10c/10c 24 Go 512 Go à 2 199 € (−10 %) : vérifier si la remise est maintenue.</w:t>
+      </w:r>
+    </w:p>
+    <w:p>
+      <w:pPr>
+        <w:pStyle w:val="ListParagraph"/>
+        <w:numPr>
+          <w:ilvl w:val="0"/>
+          <w:numId w:val="1"/>
+        </w:numPr>
+        <w:spacing w:after="60"/>
+      </w:pPr>
+      <w:r>
+        <w:rPr>
+          <w:rFonts w:ascii="Calibri" w:cs="Calibri" w:eastAsia="Calibri" w:hAnsi="Calibri"/>
+          <w:b w:val="false"/>
+          <w:bCs w:val="false"/>
+          <w:i w:val="false"/>
+          <w:iCs w:val="false"/>
+          <w:color w:val="1F2937"/>
+          <w:sz w:val="22"/>
+          <w:szCs w:val="22"/>
+        </w:rPr>
         <w:t xml:space="preserve">Apple Refurb Store : retenter la semaine prochaine (page timeout cette semaine) pour un relevé complet des 8 configurations.</w:t>
+      </w:r>
+    </w:p>
+    <w:p>
+      <w:r>
+        <w:t xml:space="preserve"/>
+      </w:r>
+    </w:p>
+    <w:p>
+      <w:pPr>
+        <w:spacing w:after="120" w:before="320"/>
+      </w:pPr>
+      <w:r>
+        <w:rPr>
+          <w:rFonts w:ascii="Calibri" w:cs="Calibri" w:eastAsia="Calibri" w:hAnsi="Calibri"/>
+          <w:b/>
+          <w:bCs/>
+          <w:color w:val="1B3A6B"/>
+          <w:sz w:val="28"/>
+          <w:szCs w:val="28"/>
+        </w:rPr>
+        <w:t xml:space="preserve">📝 Journal des corrections — 13 septembre 2026</w:t>
+      </w:r>
+    </w:p>
+    <w:p>
+      <w:pPr>
+        <w:spacing w:after="80"/>
+      </w:pPr>
+      <w:r>
+        <w:rPr>
+          <w:rFonts w:ascii="Calibri" w:cs="Calibri" w:eastAsia="Calibri" w:hAnsi="Calibri"/>
+          <w:b/>
+          <w:bCs/>
+          <w:color w:val="1F2937"/>
+          <w:sz w:val="22"/>
+          <w:szCs w:val="22"/>
+        </w:rPr>
+        <w:t xml:space="preserve">Note produite le 13/09/2026 à 8h, relue et corrigée le 13/09/2026 au soir. QUATRE corrections — aucun prix, aucune spec, aucun scénario n'a changé ; c'est l'attribution du calendrier de l'iMac M6 qui était fausse.</w:t>
+      </w:r>
+    </w:p>
+    <w:p>
+      <w:pPr>
+        <w:spacing w:after="80"/>
+      </w:pPr>
+      <w:r>
+        <w:rPr>
+          <w:rFonts w:ascii="Calibri" w:cs="Calibri" w:eastAsia="Calibri" w:hAnsi="Calibri"/>
+          <w:color w:val="1F2937"/>
+          <w:sz w:val="22"/>
+          <w:szCs w:val="22"/>
+        </w:rPr>
+        <w:t xml:space="preserve">① Deux citations prêtées à une page qui ne les porte pas. La rubrique « Calendrier estimé » donnait « All signs point to the M6 models being close to launch » et « Before the end of the year », toutes deux « (Gurman/Bloomberg, selon consomac.fr du 26/08/2026) ». Ni l'une ni l'autre n'est sur la dépêche consomac, qui est en français. La première est attribuée à Gurman par macrumors.com (25/08/2026 : « “All signs point to the M6 models being close to launch,” says Gurman ») et reprise sans guillemets par 9to5mac.com (23/08/2026) ; la seconde est entre guillemets chez 9to5mac.com (« It should release “before the end of the year.” »). Les deux lignes portent désormais leur page, avec un lien. Le contrôle des attributions disait OK sur la première : il cherchait la phrase sur n'importe quelle page listée, pas sur celle que la note nommait — défaut ㉓, corrigé le même jour.</w:t>
+      </w:r>
+    </w:p>
+    <w:p>
+      <w:pPr>
+        <w:spacing w:after="80"/>
+      </w:pPr>
+      <w:r>
+        <w:rPr>
+          <w:rFonts w:ascii="Calibri" w:cs="Calibri" w:eastAsia="Calibri" w:hAnsi="Calibri"/>
+          <w:color w:val="1F2937"/>
+          <w:sz w:val="22"/>
+          <w:szCs w:val="22"/>
+        </w:rPr>
+        <w:t xml:space="preserve">② Une conclusion qui contredisait sa propre source. Le résumé de la rubrique était : « Gurman dit “avant fin 2026”, octobre est une déduction MacRumors — pas une date confirmée par Apple ou Bloomberg. » Or la dépêche consomac citée écrit : « Selon le journaliste Mark Gurman, qui est généralement bien informé, la sortie de cette révision serait prévue vers la fin du mois d'octobre » — consomac attribue « fin octobre » à Gurman lui-même. La note affirmait l'inverse de ce que dit la page qu'elle cite. Le résumé, la ligne « En bref » et la case « Contre » du scénario « Attendre » disent maintenant que les trois sources ne rapportent pas la même parole de Gurman, et que la plus précise n'est recoupée par aucune autre.</w:t>
+      </w:r>
+    </w:p>
+    <w:p>
+      <w:pPr>
+        <w:spacing w:after="80"/>
+      </w:pPr>
+      <w:r>
+        <w:rPr>
+          <w:rFonts w:ascii="Calibri" w:cs="Calibri" w:eastAsia="Calibri" w:hAnsi="Calibri"/>
+          <w:color w:val="1F2937"/>
+          <w:sz w:val="22"/>
+          <w:szCs w:val="22"/>
+        </w:rPr>
+        <w:t xml:space="preserve">③ Deux sources nommées sans lien. « MacGeneration » portait le prix et la date du Mac mini M6 (1 049 €, 22/09/2026) sans adresse, alors que la veille du 06/09 liait l'article de macg.co du 25/08 ; et le titre MacRumors du 25/08 renvoyait au roundup, où il n'est pas. Les deux mentions de MacGeneration et la ligne MacRumors ont leur lien ; les chiffres ont été relus sur la page (« vendu à partir de 1 049 € », « pas disponible avant le 22 septembre », « 699 € à son lancement »).</w:t>
+      </w:r>
+    </w:p>
+    <w:p>
+      <w:pPr>
+        <w:spacing w:after="80"/>
+      </w:pPr>
+      <w:r>
+        <w:rPr>
+          <w:rFonts w:ascii="Calibri" w:cs="Calibri" w:eastAsia="Calibri" w:hAnsi="Calibri"/>
+          <w:color w:val="1F2937"/>
+          <w:sz w:val="22"/>
+          <w:szCs w:val="22"/>
+        </w:rPr>
+        <w:t xml:space="preserve">④ Décompte des sources. Les quatre pages ouvertes lors de la correction (roundup MacRumors, article MacRumors du 25/08, article 9to5Mac du 23/08, article MacGeneration du 25/08) passent en ✅, datées « ouvert le 13/09/2026 lors de la correction » ; la rubrique « ⚠️ Sources approchées via extraits » (deux entrées) disparaît. L'en-tête d'origine était « Sources : 6 ✅ | 2 ⚠️ (extraits) | 3 ⛔ (inaccessibles) — 11 tentées » ; il annonce 10 ✅ | 3 ⛔ — 13 tentées, vérifié par controle_decompte.py. Formulations d'origine du calendrier, conservées ici : « “All signs point to the M6 models being close to launch” (Gurman/Bloomberg, selon consomac.fr du 26/08/2026). » · « “Before the end of the year” (Gurman/Bloomberg, selon consomac.fr du 26/08/2026). » · En bref : « iMac M6 : Gurman dit « close to launch » et « before the end of the year » — MacRumors estime octobre sur la base du calendrier habituel Apple ».</w:t>
       </w:r>
     </w:p>
     <w:sectPr>
